--- a/res/synthetic_fascicoli/fascicoli/fascicolo_sintetico_014/sentenza.docx
+++ b/res/synthetic_fascicoli/fascicoli/fascicolo_sintetico_014/sentenza.docx
@@ -338,7 +338,7 @@
               <w:rStyle w:val="PlaceholderText"/>
               <w:lang w:val="en-US"/>
             </w:rPr>
-            <w:t>232/2024</w:t>
+            <w:t>778/2025</w:t>
           </w:r>
         </w:sdtContent>
       </w:sdt>
@@ -400,7 +400,7 @@
               <w:rStyle w:val="PlaceholderText"/>
               <w:lang w:val="en-US"/>
             </w:rPr>
-            <w:t>Matteo Gallo-Silva</w:t>
+            <w:t>Antonio Silva-Souza, Fernanda Mendes-Lima</w:t>
           </w:r>
         </w:sdtContent>
       </w:sdt>
@@ -444,7 +444,7 @@
               <w:rStyle w:val="PlaceholderText"/>
               <w:lang w:val="en-US"/>
             </w:rPr>
-            <w:t>Marco Moretti</w:t>
+            <w:t>Beatriz Pereira</w:t>
           </w:r>
         </w:sdtContent>
       </w:sdt>
@@ -588,7 +588,7 @@
               <w:rStyle w:val="PlaceholderText"/>
               <w:lang w:val="en-US"/>
             </w:rPr>
-            <w:t/>
+            <w:t>Jose Barbosa, Larissa Souza</w:t>
           </w:r>
         </w:p>
       </w:sdtContent>
@@ -624,7 +624,7 @@
               <w:rStyle w:val="PlaceholderText"/>
               <w:lang w:val="en-US"/>
             </w:rPr>
-            <w:t/>
+            <w:t>con il patrocinio dell'Avv.</w:t>
           </w:r>
         </w:p>
       </w:sdtContent>
@@ -805,7 +805,7 @@
             <w:rPr>
               <w:rStyle w:val="PlaceholderText"/>
             </w:rPr>
-            <w:t>05-02-2025</w:t>
+            <w:t>28-11-2024</w:t>
           </w:r>
         </w:sdtContent>
       </w:sdt>
@@ -866,7 +866,7 @@
               <w:rStyle w:val="PlaceholderText"/>
               <w:lang w:val="en-US"/>
             </w:rPr>
-            <w:t/>
+            <w:t>1.1.1. In data 21-05-2024, Jose Barbosa è intervenuto volontariamente in giudizio, in qualità di discendente dal medesimo avo.[ 1.1.1. In data 28-07-2025, Larissa Souza è intervenuto volontariamente in giudizio, in qualità di discendente dal medesimo avo.[</w:t>
           </w:r>
         </w:p>
       </w:sdtContent>
@@ -909,7 +909,7 @@
               <w:rStyle w:val="PlaceholderText"/>
               <w:lang w:val="en-US"/>
             </w:rPr>
-            <w:t>Il Ministero dell'Interno, tramite l'Avvocatura Distrettuale dello Stato di Brescia, si è costituito in giudizio il 20-01-2025.</w:t>
+            <w:t>Nonostante la regolare notificazione del ricorso, il Ministero dell'Interno non si è costituito.</w:t>
           </w:r>
         </w:sdtContent>
       </w:sdt>
@@ -1034,7 +1034,7 @@
             <w:rPr>
               <w:rStyle w:val="PlaceholderText"/>
             </w:rPr>
-            <w:t>Sara Carlo Marini</w:t>
+            <w:t>Beatriz Maria Mendes</w:t>
           </w:r>
         </w:sdtContent>
       </w:sdt>
@@ -1092,7 +1092,7 @@
               <w:rStyle w:val="PlaceholderText"/>
               <w:lang w:val="en-US"/>
             </w:rPr>
-            <w:t>Cremona</w:t>
+            <w:t>Mantova</w:t>
           </w:r>
         </w:sdtContent>
       </w:sdt>
@@ -1149,7 +1149,7 @@
               <w:rStyle w:val="PlaceholderText"/>
               <w:lang w:val="en-US"/>
             </w:rPr>
-            <w:t>03-04-1957</w:t>
+            <w:t>26-01-1919</w:t>
           </w:r>
         </w:sdtContent>
       </w:sdt>
@@ -1368,7 +1368,7 @@
               <w:rStyle w:val="PlaceholderText"/>
               <w:lang w:val="en-US"/>
             </w:rPr>
-            <w:t>Linea di discendenza allegata: Sara Carlo Marini -&gt; Marco Moretti -&gt; Matteo Gallo</w:t>
+            <w:t>Linea di discendenza ricostruita da certificati esteri e italiani allegati al fascicolo. Nel ricorso risultano varianti anagrafiche/pseudonimi: Antonio Silva (alias: Antonio Silv); Diego Luis Almeida (alias: Diego Almeid). Linea di discendenza allegata: Beatriz Maria Mendes -&gt; Camila Luz Araujo -&gt; Diego Luis Almeida -&gt; Joao Lima -&gt; Fernanda Mendes-Lima -&gt; Antonio Silva</w:t>
           </w:r>
         </w:sdtContent>
       </w:sdt>
@@ -1419,7 +1419,7 @@
               <w:rStyle w:val="PlaceholderText"/>
               <w:lang w:val="en-US"/>
             </w:rPr>
-            <w:t/>
+            <w:t>2.1. Il terzo intervenuto ha rivendicato di essere discendente dallo stesso avo.</w:t>
           </w:r>
         </w:p>
       </w:sdtContent>
@@ -2803,7 +2803,7 @@
               <w:rStyle w:val="PlaceholderText"/>
               <w:lang w:val="en-US"/>
             </w:rPr>
-            <w:t>Di contro, il Ministero dell'Interno si è limitato a evocare l'accertamento di eventuali fattispecie estintive del diritto, senza nemmeno allegarle (né aver provato una richiesta di informazioni all'Autorità Consolare).</w:t>
+            <w:t>Di contro, il Ministero dell'Interno non si è costituito.</w:t>
           </w:r>
         </w:p>
       </w:sdtContent>
@@ -2941,7 +2941,7 @@
               <w:rFonts w:ascii="Garamond" w:hAnsi="Garamond"/>
               <w:bCs/>
             </w:rPr>
-            <w:t/>
+            <w:t>4.1. La domanda del terzo intervenuto è inammissibile. L'art. 105 co. 1 c.p.c., infatti, consente l'intervento volontario «in un processo tra altre persone per far valere, in confronto di tutte le parti o di alcune di esse, un diritto relativo all'oggetto o dipendente dal titolo dedotto nel processo medesimo». Nel caso concreto, invece, il terzo ha chiesto di accertare un autonomo diritto allo status di cittadino, non connesso oggettivamente né dipendente da quello dei ricorrenti (cui è accomunato soltanto dall'avo).</w:t>
           </w:r>
           <w:proofErr w:type="spellStart"/>
           <w:proofErr w:type="spellEnd"/>
@@ -3145,7 +3145,7 @@
               <w:rFonts w:ascii="Garamond" w:hAnsi="Garamond"/>
               <w:bCs/>
             </w:rPr>
-            <w:t/>
+            <w:t>Questo vale anche nei confronti delle parti le cui domande sono state dichiarate inammissibili o improcedibili (viste la serialità della questione per l'Avvocatura dello Stato e la natura prettamente formale della sua costituzione).</w:t>
           </w:r>
         </w:p>
       </w:sdtContent>
@@ -3247,7 +3247,9 @@
               <w:rStyle w:val="PlaceholderText"/>
               <w:lang w:val="en-US"/>
             </w:rPr>
-            <w:t>Matteo Gallo-Silva, nato/a a Recife il 12-04-2009</w:t>
+            <w:t>Antonio Silva-Souza, nato/a a Fortaleza il 22-07-1934</w:t>
+            <w:br/>
+            <w:t>Fernanda Mendes-Lima, nato/a a Recife il 15-05-1954</w:t>
           </w:r>
         </w:p>
       </w:sdtContent>
@@ -3294,7 +3296,7 @@
             <w:rPr>
               <w:rStyle w:val="PlaceholderText"/>
             </w:rPr>
-            <w:t>è cittadino italiano</w:t>
+            <w:t>sono cittadini italiani</w:t>
           </w:r>
         </w:sdtContent>
       </w:sdt>
@@ -3361,7 +3363,7 @@
               <w:rStyle w:val="PlaceholderText"/>
               <w:lang w:val="en-US"/>
             </w:rPr>
-            <w:t/>
+            <w:t>dichiara inammissibile la domanda presentata da Jose Barbosa, Larissa Souza;</w:t>
           </w:r>
         </w:p>
       </w:sdtContent>
